--- a/01_《三人行》全24集全流程标杆成品库/03_剧作结构、悬念节奏与视听解码/EP13_《三人行》第十三集《我与我的宣战》剧作结构、悬念节奏与视听解码.docx
+++ b/01_《三人行》全24集全流程标杆成品库/03_剧作结构、悬念节奏与视听解码/EP13_《三人行》第十三集《我与我的宣战》剧作结构、悬念节奏与视听解码.docx
@@ -220,19 +220,8 @@
             <w:shd w:fill="1F3864"/>
           </w:tcPr>
           <w:p>
-            <w:pPr>
-              <w:spacing w:before="40" w:after="40" w:line="312" w:lineRule="auto"/>
-              <w:jc w:val="center"/>
-            </w:pPr>
-            <w:r/>
             <w:r>
-              <w:rPr>
-                <w:rFonts w:ascii="Arial" w:hAnsi="Arial" w:eastAsia="黑体"/>
-                <w:b/>
-                <w:color w:val="FFFFFF"/>
-                <w:sz w:val="19"/>
-              </w:rPr>
-              <w:t>核心道具 / 文字意象载体</w:t>
+              <w:t>当集核心道具 / 屏幕文字 / 微镜像载体</w:t>
             </w:r>
           </w:p>
         </w:tc>
@@ -249,659 +238,112 @@
             <w:shd w:fill="1F3864"/>
           </w:tcPr>
           <w:p>
-            <w:pPr>
-              <w:spacing w:before="40" w:after="40" w:line="312" w:lineRule="auto"/>
-              <w:jc w:val="center"/>
-            </w:pPr>
-            <w:r/>
             <w:r>
-              <w:rPr>
-                <w:rFonts w:ascii="Arial" w:hAnsi="Arial" w:eastAsia="黑体"/>
-                <w:b/>
-                <w:color w:val="FFFFFF"/>
-                <w:sz w:val="19"/>
-              </w:rPr>
               <w:t>本集物理实证、微距文字原文与跨集因果闭环解析</w:t>
             </w:r>
           </w:p>
         </w:tc>
       </w:tr>
       <w:tr>
-        <w:trPr>
-          <w:cantSplit/>
-        </w:trPr>
         <w:tc>
           <w:tcPr>
-            <w:tcW w:type="dxa" w:w="3024"/>
-            <w:vAlign w:val="center"/>
+            <w:tcW w:type="dxa" w:w="5184"/>
             <w:tcMar>
-              <w:top w:w="105" w:type="dxa"/>
-              <w:bottom w:w="105" w:type="dxa"/>
-              <w:left w:w="145" w:type="dxa"/>
-              <w:right w:w="145" w:type="dxa"/>
+              <w:top w:w="70" w:type="dxa"/>
+              <w:bottom w:w="70" w:type="dxa"/>
+              <w:left w:w="100" w:type="dxa"/>
+              <w:right w:w="100" w:type="dxa"/>
             </w:tcMar>
+            <w:shd w:fill="FFFFFF"/>
           </w:tcPr>
           <w:p>
             <w:pPr>
-              <w:spacing w:before="40" w:after="40" w:line="341" w:lineRule="auto"/>
               <w:jc w:val="left"/>
             </w:pPr>
-            <w:r/>
             <w:r>
               <w:rPr>
-                <w:rFonts w:ascii="Times New Roman" w:hAnsi="Times New Roman" w:eastAsia="宋体"/>
+                <w:rFonts w:ascii="黑体" w:hAnsi="黑体"/>
                 <w:b/>
-                <w:color w:val="191919"/>
-                <w:sz w:val="19"/>
               </w:rPr>
-              <w:t>13-1　内/外　末班公交车·岁月潭百乐超市与罗爱文家（餐厅与厨房） — 夜</w:t>
+              <w:t>荀未来红笔手书日历纸与走廊“10秒回头”测试</w:t>
+              <w:br/>
+              <w:t>（13-2／13-14场）</w:t>
             </w:r>
           </w:p>
         </w:tc>
         <w:tc>
           <w:tcPr>
-            <w:tcW w:type="dxa" w:w="7344"/>
-            <w:vAlign w:val="center"/>
+            <w:tcW w:type="dxa" w:w="5184"/>
             <w:tcMar>
-              <w:top w:w="105" w:type="dxa"/>
-              <w:bottom w:w="105" w:type="dxa"/>
-              <w:left w:w="145" w:type="dxa"/>
-              <w:right w:w="145" w:type="dxa"/>
+              <w:top w:w="70" w:type="dxa"/>
+              <w:bottom w:w="70" w:type="dxa"/>
+              <w:left w:w="100" w:type="dxa"/>
+              <w:right w:w="100" w:type="dxa"/>
             </w:tcMar>
+            <w:shd w:fill="FFFFFF"/>
           </w:tcPr>
           <w:p>
             <w:pPr>
-              <w:spacing w:before="40" w:after="40" w:line="341" w:lineRule="auto"/>
               <w:jc w:val="left"/>
             </w:pPr>
-            <w:r/>
             <w:r>
               <w:rPr>
-                <w:rFonts w:ascii="Times New Roman" w:hAnsi="Times New Roman" w:eastAsia="宋体"/>
+                <w:rFonts w:ascii="宋体" w:hAnsi="宋体"/>
                 <w:b w:val="0"/>
-                <w:color w:val="191919"/>
-                <w:sz w:val="19"/>
               </w:rPr>
-              <w:t>【出场人物】公交司机、荀未来、超市老板娘、罗爱文</w:t>
-              <w:br/>
-              <w:t>【戏剧推进】寒夜深沉，一列末班公交车停靠在郊区终点站。车厢后排座椅上，无家可归的四十一岁荀未来身穿棕褐色翻领棉服，怀里紧紧抱着黑色双肩包，脚边立着那只黑色拉杆箱，正歪着头沉沉睡去。身穿黑色制服、左臂戴着红袖章的公交司机走过来，伸手轻轻推了推荀未来的肩膀。 先生。先生，醒醒，先生，终点站到了。 荀未来枕在双肩包上，眼睛都没睁开，迷迷糊糊地在梦中呢喃了一句。</w:t>
+              <w:t>16岁赵左右捧着写有荀未来红笔自省“你选的未来，问过我想要吗？”的日历纸，结合菠萝过敏、左撇子等线索，在走廊从背后突然大喊一声“赵左右——！”，41岁荀未来本能驻足回头，彻底撕下转校生伪装！</w:t>
             </w:r>
           </w:p>
         </w:tc>
       </w:tr>
       <w:tr>
-        <w:trPr>
-          <w:cantSplit/>
-        </w:trPr>
         <w:tc>
           <w:tcPr>
-            <w:tcW w:type="dxa" w:w="3024"/>
-            <w:vAlign w:val="center"/>
+            <w:tcW w:type="dxa" w:w="5184"/>
             <w:tcMar>
-              <w:top w:w="105" w:type="dxa"/>
-              <w:bottom w:w="105" w:type="dxa"/>
-              <w:left w:w="145" w:type="dxa"/>
-              <w:right w:w="145" w:type="dxa"/>
+              <w:top w:w="70" w:type="dxa"/>
+              <w:bottom w:w="70" w:type="dxa"/>
+              <w:left w:w="100" w:type="dxa"/>
+              <w:right w:w="100" w:type="dxa"/>
             </w:tcMar>
-            <w:shd w:fill="F7FAFC"/>
+            <w:shd w:fill="F5F7FA"/>
           </w:tcPr>
           <w:p>
             <w:pPr>
-              <w:spacing w:before="40" w:after="40" w:line="341" w:lineRule="auto"/>
               <w:jc w:val="left"/>
             </w:pPr>
-            <w:r/>
             <w:r>
               <w:rPr>
-                <w:rFonts w:ascii="Times New Roman" w:hAnsi="Times New Roman" w:eastAsia="宋体"/>
+                <w:rFonts w:ascii="黑体" w:hAnsi="黑体"/>
                 <w:b/>
-                <w:color w:val="191919"/>
-                <w:sz w:val="19"/>
               </w:rPr>
-              <w:t>13-2　外/内　片头曲《三人行》（OP） — 日/夜</w:t>
+              <w:t>校园杂志《三人行（NO.001）》创刊号</w:t>
+              <w:br/>
+              <w:t>（13-8至13-12场）</w:t>
             </w:r>
           </w:p>
         </w:tc>
         <w:tc>
           <w:tcPr>
-            <w:tcW w:type="dxa" w:w="7344"/>
-            <w:vAlign w:val="center"/>
+            <w:tcW w:type="dxa" w:w="5184"/>
             <w:tcMar>
-              <w:top w:w="105" w:type="dxa"/>
-              <w:bottom w:w="105" w:type="dxa"/>
-              <w:left w:w="145" w:type="dxa"/>
-              <w:right w:w="145" w:type="dxa"/>
+              <w:top w:w="70" w:type="dxa"/>
+              <w:bottom w:w="70" w:type="dxa"/>
+              <w:left w:w="100" w:type="dxa"/>
+              <w:right w:w="100" w:type="dxa"/>
             </w:tcMar>
-            <w:shd w:fill="F7FAFC"/>
+            <w:shd w:fill="F5F7FA"/>
           </w:tcPr>
           <w:p>
             <w:pPr>
-              <w:spacing w:before="40" w:after="40" w:line="341" w:lineRule="auto"/>
               <w:jc w:val="left"/>
             </w:pPr>
-            <w:r/>
             <w:r>
               <w:rPr>
-                <w:rFonts w:ascii="Times New Roman" w:hAnsi="Times New Roman" w:eastAsia="宋体"/>
+                <w:rFonts w:ascii="宋体" w:hAnsi="宋体"/>
                 <w:b w:val="0"/>
-                <w:color w:val="191919"/>
-                <w:sz w:val="19"/>
               </w:rPr>
-              <w:t>【出场人物】环境/意象叙事</w:t>
-              <w:br/>
-              <w:t>【戏剧推进】伴随着片头曲旋律，时光漩涡与三代同体的命运轨迹交错定格于剧名《三人行》（THE TRIPLE ECHO OF TIME）。</w:t>
-            </w:r>
-          </w:p>
-        </w:tc>
-      </w:tr>
-      <w:tr>
-        <w:trPr>
-          <w:cantSplit/>
-        </w:trPr>
-        <w:tc>
-          <w:tcPr>
-            <w:tcW w:type="dxa" w:w="3024"/>
-            <w:vAlign w:val="center"/>
-            <w:tcMar>
-              <w:top w:w="105" w:type="dxa"/>
-              <w:bottom w:w="105" w:type="dxa"/>
-              <w:left w:w="145" w:type="dxa"/>
-              <w:right w:w="145" w:type="dxa"/>
-            </w:tcMar>
-          </w:tcPr>
-          <w:p>
-            <w:pPr>
-              <w:spacing w:before="40" w:after="40" w:line="341" w:lineRule="auto"/>
-              <w:jc w:val="left"/>
-            </w:pPr>
-            <w:r/>
-            <w:r>
-              <w:rPr>
-                <w:rFonts w:ascii="Times New Roman" w:hAnsi="Times New Roman" w:eastAsia="宋体"/>
-                <w:b/>
-                <w:color w:val="191919"/>
-                <w:sz w:val="19"/>
-              </w:rPr>
-              <w:t>13-3　内　501室赵左右家·卫生间梦境与赵左右卧室 — 夜/晨</w:t>
-            </w:r>
-          </w:p>
-        </w:tc>
-        <w:tc>
-          <w:tcPr>
-            <w:tcW w:type="dxa" w:w="7344"/>
-            <w:vAlign w:val="center"/>
-            <w:tcMar>
-              <w:top w:w="105" w:type="dxa"/>
-              <w:bottom w:w="105" w:type="dxa"/>
-              <w:left w:w="145" w:type="dxa"/>
-              <w:right w:w="145" w:type="dxa"/>
-            </w:tcMar>
-          </w:tcPr>
-          <w:p>
-            <w:pPr>
-              <w:spacing w:before="40" w:after="40" w:line="341" w:lineRule="auto"/>
-              <w:jc w:val="left"/>
-            </w:pPr>
-            <w:r/>
-            <w:r>
-              <w:rPr>
-                <w:rFonts w:ascii="Times New Roman" w:hAnsi="Times New Roman" w:eastAsia="宋体"/>
-                <w:b w:val="0"/>
-                <w:color w:val="191919"/>
-                <w:sz w:val="19"/>
-              </w:rPr>
-              <w:t>【出场人物】荀未来、赵左右、刘美奕</w:t>
-              <w:br/>
-              <w:t>【戏剧推进】昏暗的五零一室卫生间内，画面浮现本集片名：第 13 集 我与我的宣战。 身穿黑白粗细横条纹长袖T恤的十六岁赵左右站在洗手台前，弯腰用冷水洗了把脸，抽出一张纸巾擦干水珠，缓缓抬起头看向面前的镜子—— 头顶的灯光突然滋啦闪烁了一下，只见洗漱镜中，原本属于十六岁少年的倒影竟在刹那间幻化成了身穿同款黑白条纹T恤、面容阴冷邪魅的四十一岁荀未来！镜中的荀未来冲着他勾起嘴角。</w:t>
-            </w:r>
-          </w:p>
-        </w:tc>
-      </w:tr>
-      <w:tr>
-        <w:trPr>
-          <w:cantSplit/>
-        </w:trPr>
-        <w:tc>
-          <w:tcPr>
-            <w:tcW w:type="dxa" w:w="3024"/>
-            <w:vAlign w:val="center"/>
-            <w:tcMar>
-              <w:top w:w="105" w:type="dxa"/>
-              <w:bottom w:w="105" w:type="dxa"/>
-              <w:left w:w="145" w:type="dxa"/>
-              <w:right w:w="145" w:type="dxa"/>
-            </w:tcMar>
-            <w:shd w:fill="F7FAFC"/>
-          </w:tcPr>
-          <w:p>
-            <w:pPr>
-              <w:spacing w:before="40" w:after="40" w:line="341" w:lineRule="auto"/>
-              <w:jc w:val="left"/>
-            </w:pPr>
-            <w:r/>
-            <w:r>
-              <w:rPr>
-                <w:rFonts w:ascii="Times New Roman" w:hAnsi="Times New Roman" w:eastAsia="宋体"/>
-                <w:b/>
-                <w:color w:val="191919"/>
-                <w:sz w:val="19"/>
-              </w:rPr>
-              <w:t>13-4　内　长林八中·高一十班教室·主任办公室与学校食堂 — 日</w:t>
-            </w:r>
-          </w:p>
-        </w:tc>
-        <w:tc>
-          <w:tcPr>
-            <w:tcW w:type="dxa" w:w="7344"/>
-            <w:vAlign w:val="center"/>
-            <w:tcMar>
-              <w:top w:w="105" w:type="dxa"/>
-              <w:bottom w:w="105" w:type="dxa"/>
-              <w:left w:w="145" w:type="dxa"/>
-              <w:right w:w="145" w:type="dxa"/>
-            </w:tcMar>
-            <w:shd w:fill="F7FAFC"/>
-          </w:tcPr>
-          <w:p>
-            <w:pPr>
-              <w:spacing w:before="40" w:after="40" w:line="341" w:lineRule="auto"/>
-              <w:jc w:val="left"/>
-            </w:pPr>
-            <w:r/>
-            <w:r>
-              <w:rPr>
-                <w:rFonts w:ascii="Times New Roman" w:hAnsi="Times New Roman" w:eastAsia="宋体"/>
-                <w:b w:val="0"/>
-                <w:color w:val="191919"/>
-                <w:sz w:val="19"/>
-              </w:rPr>
-              <w:t>【出场人物】赵左右、荀未来、戴娟、罗爱文</w:t>
-              <w:br/>
-              <w:t>【戏剧推进】早自习前的高一十班教室里，同学们陆续进班。身穿蓝白校服内搭酒红连帽卫衣的赵左右坐在座位上写字；四十一岁的荀未来背着黑色双肩包从后门大摇大摆地走进教室，在第一排坐下后从书包里掏出一本红色封面的《读者》杂志津津有味地翻看。 后排的赵左右合上笔盖站起身，不动声色地走到第一排荀未来的课桌前，居高临下地开口试探。 荀哥，我看漫画屋拆了，你搬哪去了？</w:t>
-            </w:r>
-          </w:p>
-        </w:tc>
-      </w:tr>
-      <w:tr>
-        <w:trPr>
-          <w:cantSplit/>
-        </w:trPr>
-        <w:tc>
-          <w:tcPr>
-            <w:tcW w:type="dxa" w:w="3024"/>
-            <w:vAlign w:val="center"/>
-            <w:tcMar>
-              <w:top w:w="105" w:type="dxa"/>
-              <w:bottom w:w="105" w:type="dxa"/>
-              <w:left w:w="145" w:type="dxa"/>
-              <w:right w:w="145" w:type="dxa"/>
-            </w:tcMar>
-          </w:tcPr>
-          <w:p>
-            <w:pPr>
-              <w:spacing w:before="40" w:after="40" w:line="341" w:lineRule="auto"/>
-              <w:jc w:val="left"/>
-            </w:pPr>
-            <w:r/>
-            <w:r>
-              <w:rPr>
-                <w:rFonts w:ascii="Times New Roman" w:hAnsi="Times New Roman" w:eastAsia="宋体"/>
-                <w:b/>
-                <w:color w:val="191919"/>
-                <w:sz w:val="19"/>
-              </w:rPr>
-              <w:t>13-5　内/外　罗爱文家书房·学校过街天桥·红砖通道与复印店 — 夜/日</w:t>
-            </w:r>
-          </w:p>
-        </w:tc>
-        <w:tc>
-          <w:tcPr>
-            <w:tcW w:type="dxa" w:w="7344"/>
-            <w:vAlign w:val="center"/>
-            <w:tcMar>
-              <w:top w:w="105" w:type="dxa"/>
-              <w:bottom w:w="105" w:type="dxa"/>
-              <w:left w:w="145" w:type="dxa"/>
-              <w:right w:w="145" w:type="dxa"/>
-            </w:tcMar>
-          </w:tcPr>
-          <w:p>
-            <w:pPr>
-              <w:spacing w:before="40" w:after="40" w:line="341" w:lineRule="auto"/>
-              <w:jc w:val="left"/>
-            </w:pPr>
-            <w:r/>
-            <w:r>
-              <w:rPr>
-                <w:rFonts w:ascii="Times New Roman" w:hAnsi="Times New Roman" w:eastAsia="宋体"/>
-                <w:b w:val="0"/>
-                <w:color w:val="191919"/>
-                <w:sz w:val="19"/>
-              </w:rPr>
-              <w:t>【出场人物】荀未来、罗爱文、王一漫、赵左右</w:t>
-              <w:br/>
-              <w:t>【戏剧推进】夜晚，罗爱文家的书房被临时改造成了杂志社秘密编辑部，桌上摆着电脑和打印机，白板上用黑笔写着“《三人行》：1.快 2.准 3.狠｜流量｜电影观后感、对立观点、意见极端”。身穿草绿色半拉链卫衣的荀未来站在白板前，手里拿着策划案，转身朝躺在真皮沙发上的罗爱文豪气一挥手！ 这就是我的计划，《三人行》，指定行！ 沙发上的罗爱文鲤鱼打挺般一跃而起，拼命鼓掌叫好。</w:t>
-            </w:r>
-          </w:p>
-        </w:tc>
-      </w:tr>
-      <w:tr>
-        <w:trPr>
-          <w:cantSplit/>
-        </w:trPr>
-        <w:tc>
-          <w:tcPr>
-            <w:tcW w:type="dxa" w:w="3024"/>
-            <w:vAlign w:val="center"/>
-            <w:tcMar>
-              <w:top w:w="105" w:type="dxa"/>
-              <w:bottom w:w="105" w:type="dxa"/>
-              <w:left w:w="145" w:type="dxa"/>
-              <w:right w:w="145" w:type="dxa"/>
-            </w:tcMar>
-            <w:shd w:fill="F7FAFC"/>
-          </w:tcPr>
-          <w:p>
-            <w:pPr>
-              <w:spacing w:before="40" w:after="40" w:line="341" w:lineRule="auto"/>
-              <w:jc w:val="left"/>
-            </w:pPr>
-            <w:r/>
-            <w:r>
-              <w:rPr>
-                <w:rFonts w:ascii="Times New Roman" w:hAnsi="Times New Roman" w:eastAsia="宋体"/>
-                <w:b/>
-                <w:color w:val="191919"/>
-                <w:sz w:val="19"/>
-              </w:rPr>
-              <w:t>13-6　内　八中校长办公室·高一十班教室·洗手间隔间与心理社活动室 — 日</w:t>
-            </w:r>
-          </w:p>
-        </w:tc>
-        <w:tc>
-          <w:tcPr>
-            <w:tcW w:type="dxa" w:w="7344"/>
-            <w:vAlign w:val="center"/>
-            <w:tcMar>
-              <w:top w:w="105" w:type="dxa"/>
-              <w:bottom w:w="105" w:type="dxa"/>
-              <w:left w:w="145" w:type="dxa"/>
-              <w:right w:w="145" w:type="dxa"/>
-            </w:tcMar>
-            <w:shd w:fill="F7FAFC"/>
-          </w:tcPr>
-          <w:p>
-            <w:pPr>
-              <w:spacing w:before="40" w:after="40" w:line="341" w:lineRule="auto"/>
-              <w:jc w:val="left"/>
-            </w:pPr>
-            <w:r/>
-            <w:r>
-              <w:rPr>
-                <w:rFonts w:ascii="Times New Roman" w:hAnsi="Times New Roman" w:eastAsia="宋体"/>
-                <w:b w:val="0"/>
-                <w:color w:val="191919"/>
-                <w:sz w:val="19"/>
-              </w:rPr>
-              <w:t>【出场人物】戴娟、八中校长、荀未来、徐图图、王一漫、赵左右</w:t>
-              <w:br/>
-              <w:t>【戏剧推进】白天的长林八中校长办公室内，沙发茶几上正放着一本《三人行》创刊号。身穿深灰色大衣的教导主任戴娟站在茶几旁，忐忑地向从书架前踱步走回的校长询问。 校长，你有什么事吗？ 身穿深色西装的校长指了指茶几上的《三人行》杂志，在沙发上坐下。</w:t>
-            </w:r>
-          </w:p>
-        </w:tc>
-      </w:tr>
-      <w:tr>
-        <w:trPr>
-          <w:cantSplit/>
-        </w:trPr>
-        <w:tc>
-          <w:tcPr>
-            <w:tcW w:type="dxa" w:w="3024"/>
-            <w:vAlign w:val="center"/>
-            <w:tcMar>
-              <w:top w:w="105" w:type="dxa"/>
-              <w:bottom w:w="105" w:type="dxa"/>
-              <w:left w:w="145" w:type="dxa"/>
-              <w:right w:w="145" w:type="dxa"/>
-            </w:tcMar>
-          </w:tcPr>
-          <w:p>
-            <w:pPr>
-              <w:spacing w:before="40" w:after="40" w:line="341" w:lineRule="auto"/>
-              <w:jc w:val="left"/>
-            </w:pPr>
-            <w:r/>
-            <w:r>
-              <w:rPr>
-                <w:rFonts w:ascii="Times New Roman" w:hAnsi="Times New Roman" w:eastAsia="宋体"/>
-                <w:b/>
-                <w:color w:val="191919"/>
-                <w:sz w:val="19"/>
-              </w:rPr>
-              <w:t>13-7　外/内　校园雪地树林·学校图书馆与夜间有轨电车 — 日/夜</w:t>
-            </w:r>
-          </w:p>
-        </w:tc>
-        <w:tc>
-          <w:tcPr>
-            <w:tcW w:type="dxa" w:w="7344"/>
-            <w:vAlign w:val="center"/>
-            <w:tcMar>
-              <w:top w:w="105" w:type="dxa"/>
-              <w:bottom w:w="105" w:type="dxa"/>
-              <w:left w:w="145" w:type="dxa"/>
-              <w:right w:w="145" w:type="dxa"/>
-            </w:tcMar>
-          </w:tcPr>
-          <w:p>
-            <w:pPr>
-              <w:spacing w:before="40" w:after="40" w:line="341" w:lineRule="auto"/>
-              <w:jc w:val="left"/>
-            </w:pPr>
-            <w:r/>
-            <w:r>
-              <w:rPr>
-                <w:rFonts w:ascii="Times New Roman" w:hAnsi="Times New Roman" w:eastAsia="宋体"/>
-                <w:b w:val="0"/>
-                <w:color w:val="191919"/>
-                <w:sz w:val="19"/>
-              </w:rPr>
-              <w:t>【出场人物】荀未来、罗爱文、赵左右、徐图图、赵左右＆荀未来</w:t>
-              <w:br/>
-              <w:t>【戏剧推进】寒风凛冽的校园雪地小树林里，被赶出活动室的十六岁赵左右身穿白色长款羽绒服、围着墨绿色围巾，竟然真的独自一人坐在积雪的大石头上，捧着《梦的解析》专心致志地默读！不远处的教学楼红砖墙转角后，四十一岁的荀未来探出半个脑袋看着这一幕，心疼得直嘬牙花子。 不是吧，意志这么顽强啊？这，不会冻出什么病来吧？这万一以后落下病根该怎么办呀？ 片刻之后，受荀未来指派的罗爱文拎着一只黑色保温壶屁颠屁颠地跑进雪地树林，走到赵左右面前递上一只塑料杯，倒满了热气腾……</w:t>
-            </w:r>
-          </w:p>
-        </w:tc>
-      </w:tr>
-      <w:tr>
-        <w:trPr>
-          <w:cantSplit/>
-        </w:trPr>
-        <w:tc>
-          <w:tcPr>
-            <w:tcW w:type="dxa" w:w="3024"/>
-            <w:vAlign w:val="center"/>
-            <w:tcMar>
-              <w:top w:w="105" w:type="dxa"/>
-              <w:bottom w:w="105" w:type="dxa"/>
-              <w:left w:w="145" w:type="dxa"/>
-              <w:right w:w="145" w:type="dxa"/>
-            </w:tcMar>
-            <w:shd w:fill="F7FAFC"/>
-          </w:tcPr>
-          <w:p>
-            <w:pPr>
-              <w:spacing w:before="40" w:after="40" w:line="341" w:lineRule="auto"/>
-              <w:jc w:val="left"/>
-            </w:pPr>
-            <w:r/>
-            <w:r>
-              <w:rPr>
-                <w:rFonts w:ascii="Times New Roman" w:hAnsi="Times New Roman" w:eastAsia="宋体"/>
-                <w:b/>
-                <w:color w:val="191919"/>
-                <w:sz w:val="19"/>
-              </w:rPr>
-              <w:t>13-8　外/内　罗爱文家小区雪道与501室赵左右家餐厅 — 夜</w:t>
-            </w:r>
-          </w:p>
-        </w:tc>
-        <w:tc>
-          <w:tcPr>
-            <w:tcW w:type="dxa" w:w="7344"/>
-            <w:vAlign w:val="center"/>
-            <w:tcMar>
-              <w:top w:w="105" w:type="dxa"/>
-              <w:bottom w:w="105" w:type="dxa"/>
-              <w:left w:w="145" w:type="dxa"/>
-              <w:right w:w="145" w:type="dxa"/>
-            </w:tcMar>
-            <w:shd w:fill="F7FAFC"/>
-          </w:tcPr>
-          <w:p>
-            <w:pPr>
-              <w:spacing w:before="40" w:after="40" w:line="341" w:lineRule="auto"/>
-              <w:jc w:val="left"/>
-            </w:pPr>
-            <w:r/>
-            <w:r>
-              <w:rPr>
-                <w:rFonts w:ascii="Times New Roman" w:hAnsi="Times New Roman" w:eastAsia="宋体"/>
-                <w:b w:val="0"/>
-                <w:color w:val="191919"/>
-                <w:sz w:val="19"/>
-              </w:rPr>
-              <w:t>【出场人物】荀未来、赵了、刘美奕、赵左右、王叔叔</w:t>
-              <w:br/>
-              <w:t>【戏剧推进】夜晚，在电车上被十六岁自己拿捏得死死的荀未来背着双肩包，垂头丧气地走在罗爱文家小区积雪的步行道上。路灯阴影下，头戴黑色棒球帽、围着灰黑格纹围巾的六十六岁赵了正双手捧着一杯插着吸管的塑料杯热奶茶站在路边。荀未来吓了一跳，抓紧背包带警惕地询问。 哎？你怎么知道我住在这啊？ 赵了美滋滋地吸了一口热奶茶，脸上挂着过来人的戏谑笑容。</w:t>
-            </w:r>
-          </w:p>
-        </w:tc>
-      </w:tr>
-      <w:tr>
-        <w:trPr>
-          <w:cantSplit/>
-        </w:trPr>
-        <w:tc>
-          <w:tcPr>
-            <w:tcW w:type="dxa" w:w="3024"/>
-            <w:vAlign w:val="center"/>
-            <w:tcMar>
-              <w:top w:w="105" w:type="dxa"/>
-              <w:bottom w:w="105" w:type="dxa"/>
-              <w:left w:w="145" w:type="dxa"/>
-              <w:right w:w="145" w:type="dxa"/>
-            </w:tcMar>
-          </w:tcPr>
-          <w:p>
-            <w:pPr>
-              <w:spacing w:before="40" w:after="40" w:line="341" w:lineRule="auto"/>
-              <w:jc w:val="left"/>
-            </w:pPr>
-            <w:r/>
-            <w:r>
-              <w:rPr>
-                <w:rFonts w:ascii="Times New Roman" w:hAnsi="Times New Roman" w:eastAsia="宋体"/>
-                <w:b/>
-                <w:color w:val="191919"/>
-                <w:sz w:val="19"/>
-              </w:rPr>
-              <w:t>13-9　内/外　高一十班早读·市医院病房与长林电影院 — 日/夜</w:t>
-            </w:r>
-          </w:p>
-        </w:tc>
-        <w:tc>
-          <w:tcPr>
-            <w:tcW w:type="dxa" w:w="7344"/>
-            <w:vAlign w:val="center"/>
-            <w:tcMar>
-              <w:top w:w="105" w:type="dxa"/>
-              <w:bottom w:w="105" w:type="dxa"/>
-              <w:left w:w="145" w:type="dxa"/>
-              <w:right w:w="145" w:type="dxa"/>
-            </w:tcMar>
-          </w:tcPr>
-          <w:p>
-            <w:pPr>
-              <w:spacing w:before="40" w:after="40" w:line="341" w:lineRule="auto"/>
-              <w:jc w:val="left"/>
-            </w:pPr>
-            <w:r/>
-            <w:r>
-              <w:rPr>
-                <w:rFonts w:ascii="Times New Roman" w:hAnsi="Times New Roman" w:eastAsia="宋体"/>
-                <w:b w:val="0"/>
-                <w:color w:val="191919"/>
-                <w:sz w:val="19"/>
-              </w:rPr>
-              <w:t>【出场人物】赵左右、王一漫、徐图图、刘美奕</w:t>
-              <w:br/>
-              <w:t>【戏剧推进】次日清晨的高一十班早读课上，全班同学手捧语文课本齐声朗诵韩愈的《师说》：“人非生而知之者，孰能无惑？惑而不从师，其为惑也，终不解矣……”第一排的荀未来捧着课本，听着“生乎吾前，其闻道也固先乎吾；生乎吾后，其闻道也亦先乎吾”，忍不住闭目仰头感慨；而后排的赵左右一边读着课文，一边担忧地转头望向斜前方王一漫身旁空荡荡的座位——徐图图今天竟然没来上学！ 早读下课铃一响，赵左右立刻快步追出教室，在走廊里叫住了前方的王一漫。 一漫，一漫！你知道图图……</w:t>
-            </w:r>
-          </w:p>
-        </w:tc>
-      </w:tr>
-      <w:tr>
-        <w:trPr>
-          <w:cantSplit/>
-        </w:trPr>
-        <w:tc>
-          <w:tcPr>
-            <w:tcW w:type="dxa" w:w="3024"/>
-            <w:vAlign w:val="center"/>
-            <w:tcMar>
-              <w:top w:w="105" w:type="dxa"/>
-              <w:bottom w:w="105" w:type="dxa"/>
-              <w:left w:w="145" w:type="dxa"/>
-              <w:right w:w="145" w:type="dxa"/>
-            </w:tcMar>
-            <w:shd w:fill="F7FAFC"/>
-          </w:tcPr>
-          <w:p>
-            <w:pPr>
-              <w:spacing w:before="40" w:after="40" w:line="341" w:lineRule="auto"/>
-              <w:jc w:val="left"/>
-            </w:pPr>
-            <w:r/>
-            <w:r>
-              <w:rPr>
-                <w:rFonts w:ascii="Times New Roman" w:hAnsi="Times New Roman" w:eastAsia="宋体"/>
-                <w:b/>
-                <w:color w:val="191919"/>
-                <w:sz w:val="19"/>
-              </w:rPr>
-              <w:t>13-10　内　长林八中·行仁楼教学楼走廊（正面摊牌） — 日</w:t>
-            </w:r>
-          </w:p>
-        </w:tc>
-        <w:tc>
-          <w:tcPr>
-            <w:tcW w:type="dxa" w:w="7344"/>
-            <w:vAlign w:val="center"/>
-            <w:tcMar>
-              <w:top w:w="105" w:type="dxa"/>
-              <w:bottom w:w="105" w:type="dxa"/>
-              <w:left w:w="145" w:type="dxa"/>
-              <w:right w:w="145" w:type="dxa"/>
-            </w:tcMar>
-            <w:shd w:fill="F7FAFC"/>
-          </w:tcPr>
-          <w:p>
-            <w:pPr>
-              <w:spacing w:before="40" w:after="40" w:line="341" w:lineRule="auto"/>
-              <w:jc w:val="left"/>
-            </w:pPr>
-            <w:r/>
-            <w:r>
-              <w:rPr>
-                <w:rFonts w:ascii="Times New Roman" w:hAnsi="Times New Roman" w:eastAsia="宋体"/>
-                <w:b w:val="0"/>
-                <w:color w:val="191919"/>
-                <w:sz w:val="19"/>
-              </w:rPr>
-              <w:t>【出场人物】赵左右、荀未来</w:t>
-              <w:br/>
-              <w:t>【戏剧推进】白天的长林八中“行仁楼”教学楼走廊内，四十一岁的荀未来正一边哼着小曲一边比划着杂志排版手势迎面走来。身穿黑色连帽运动开衫的十六岁赵左右走上前，主动叫住了他。 荀哥。 荀未来停下脚步，条件反射般警惕地看着他。</w:t>
+              <w:t>41岁荀未来用2033自媒体爆款思维（三方对立观点＋感叹号标题党）结合王一漫封面照与韩愈《师说》卷首语，印出《三人行》创刊号轰动全城四所重点高中。</w:t>
             </w:r>
           </w:p>
         </w:tc>

--- a/01_《三人行》全24集全流程标杆成品库/03_剧作结构、悬念节奏与视听解码/EP13_《三人行》第十三集《我与我的宣战》剧作结构、悬念节奏与视听解码.docx
+++ b/01_《三人行》全24集全流程标杆成品库/03_剧作结构、悬念节奏与视听解码/EP13_《三人行》第十三集《我与我的宣战》剧作结构、悬念节奏与视听解码.docx
@@ -261,13 +261,9 @@
               <w:jc w:val="left"/>
             </w:pPr>
             <w:r>
-              <w:rPr>
-                <w:rFonts w:ascii="黑体" w:hAnsi="黑体"/>
-                <w:b/>
-              </w:rPr>
               <w:t>荀未来红笔手书日历纸与走廊“10秒回头”测试</w:t>
               <w:br/>
-              <w:t>（13-2／13-14场）</w:t>
+              <w:t>（13-3／13-10场）</w:t>
             </w:r>
           </w:p>
         </w:tc>
@@ -313,13 +309,9 @@
               <w:jc w:val="left"/>
             </w:pPr>
             <w:r>
-              <w:rPr>
-                <w:rFonts w:ascii="黑体" w:hAnsi="黑体"/>
-                <w:b/>
-              </w:rPr>
               <w:t>校园杂志《三人行（NO.001）》创刊号</w:t>
               <w:br/>
-              <w:t>（13-8至13-12场）</w:t>
+              <w:t>（13-5至13-8场）</w:t>
             </w:r>
           </w:p>
         </w:tc>

--- a/01_《三人行》全24集全流程标杆成品库/03_剧作结构、悬念节奏与视听解码/EP13_《三人行》第十三集《我与我的宣战》剧作结构、悬念节奏与视听解码.docx
+++ b/01_《三人行》全24集全流程标杆成品库/03_剧作结构、悬念节奏与视听解码/EP13_《三人行》第十三集《我与我的宣战》剧作结构、悬念节奏与视听解码.docx
@@ -882,21 +882,10 @@
             </w:tcMar>
           </w:tcPr>
           <w:p>
-            <w:pPr>
-              <w:spacing w:before="40" w:after="40" w:line="341" w:lineRule="auto"/>
-              <w:jc w:val="left"/>
-            </w:pPr>
-            <w:r/>
             <w:r>
-              <w:rPr>
-                <w:rFonts w:ascii="Times New Roman" w:hAnsi="Times New Roman" w:eastAsia="宋体"/>
-                <w:b w:val="0"/>
-                <w:color w:val="191919"/>
-                <w:sz w:val="19"/>
-              </w:rPr>
               <w:t>【出场人物】公交司机、荀未来、超市老板娘、罗爱文、荀未来（内心独白）</w:t>
               <w:br/>
-              <w:t>【本场戏剧功能与导演调度任务】寒夜深沉，一列末班公交车停靠在郊区终点站。车厢后排座椅上，无家可归的四十一岁荀未来身穿棕褐色翻领棉服，怀里紧紧抱着黑色双肩包，脚边立着那只黑色拉杆箱，正歪着头沉沉睡去。身穿黑色制服、左臂戴着红袖章的公交司机走过来，伸手轻轻推了推荀未来的肩膀。 荀未来枕在双肩包上，眼睛都没睁开，迷……</w:t>
+              <w:t>【本场戏剧功能与导演调度任务】【开篇立局/黄金冷开场调度】以「内/外　末班公交车·岁月潭百乐超市与罗爱文家（餐厅与厨房） — 夜」为物理容器，聚焦（公交司机、荀未来、超市老板娘、罗爱文、荀未来（内心独白））的对手戏力场，核心导演任务在于：推进跨时空底层规则与倒计时危机张力。</w:t>
               <w:br/>
               <w:t>【完整剧情推进与动作细节】寒夜深沉，一列末班公交车停靠在郊区终点站。车厢后排座椅上，无家可归的四十一岁荀未来身穿棕褐色翻领棉服，怀里紧紧抱着黑色双肩包，脚边立着那只黑色拉杆箱，正歪着头沉沉睡去。身穿黑色制服、左臂戴着红袖章的公交司机走过来，伸手轻轻推了推荀未来的肩膀。 荀未来枕在双肩包上，眼睛都没睁开，迷迷糊糊地在梦中呢喃了一句。 公交司机俯下身凑近他的耳边，满头雾水地反问。 荀未来猛地眨了眨眼清醒过来，尴尬地笑了笑，抱紧怀里的双肩包朝司机摆了摆手。 公交司机指了指打开的车门，又俯身指向车窗外不远处的亮光，耐心地劝导。 荀未来揉了揉发木的后脑勺，茫然地环顾了一眼车窗外白茫茫的荒郊雪景。 公交司机抬手指了指车窗上方的路线图灯牌——终点站赫然印着“岁月潭站（Suiyuetan Station）”！ 荀未来心头一震，拖着黑色拉杆箱走下公交车，顶着寒风走到路边一家亮着灯箱的“百乐超市”小卖部前，伸手掀开厚重的透明塑料门帘走了进去。</w:t>
               <w:br/>
@@ -1016,21 +1005,10 @@
             </w:tcMar>
           </w:tcPr>
           <w:p>
-            <w:pPr>
-              <w:spacing w:before="40" w:after="40" w:line="341" w:lineRule="auto"/>
-              <w:jc w:val="left"/>
-            </w:pPr>
-            <w:r/>
             <w:r>
-              <w:rPr>
-                <w:rFonts w:ascii="Times New Roman" w:hAnsi="Times New Roman" w:eastAsia="宋体"/>
-                <w:b w:val="0"/>
-                <w:color w:val="191919"/>
-                <w:sz w:val="19"/>
-              </w:rPr>
               <w:t>【出场人物】荀未来（梦境画外音）、荀未来（梦境）、赵左右、刘美奕（画外音）、赵左右（内心独白）</w:t>
               <w:br/>
-              <w:t>【本场戏剧功能与导演调度任务】昏暗的五零一室卫生间内，画面浮现本集片名：第 13 集 我与我的宣战。 身穿黑白粗细横条纹长袖T恤的十六岁赵左右站在洗手台前，弯腰用冷水洗了把脸，抽出一张纸巾擦干水珠，缓缓抬起头看向面前的镜子——</w:t>
+              <w:t>【本场戏剧功能与导演调度任务】【中点转折与矛盾升级调度】以「内　501室赵左右家·卫生间梦境与赵左右卧室 — 夜/晨」为物理容器，聚焦（荀未来（梦境画外音）、荀未来（梦境）、赵左右、刘美奕（画外音）、赵左右（内心独白））的对手戏力场，核心导演任务在于：深化中国式原生家庭“刀子嘴与避风港”的代际情感共振。</w:t>
               <w:br/>
               <w:t>【完整剧情推进与动作细节】昏暗的五零一室卫生间内，画面浮现本集片名：第 13 集 我与我的宣战。 身穿黑白粗细横条纹长袖T恤的十六岁赵左右站在洗手台前，弯腰用冷水洗了把脸，抽出一张纸巾擦干水珠，缓缓抬起头看向面前的镜子—— 头顶的灯光突然滋啦闪烁了一下，只见洗漱镜中，原本属于十六岁少年的倒影竟在刹那间幻化成了身穿同款黑白条纹T恤、面容阴冷邪魅的四十一岁荀未来！镜中的荀未来冲着他勾起嘴角。 赵左右瞳孔骤缩，还没来得及后退，站在他身后的四十一岁荀未来突然伸出双臂，从背后死死勒住了十六岁赵左右的脖子！赵左右双手死命抠住对方的手臂痛苦挣扎，荀未来贴在他耳边面无表情地冷酷低语。 被勒得呼吸困难的赵左右满脸涨红，从喉咙里艰难地挤出五个字。 背后的荀未来手下力道骤然加重，眼神阴鸷地贴耳威胁；赵左右痛苦地拼命扭动脖子呼救。 赵左右在窒息的绝望中撕心裂肺地挣扎大喊—— 清晨的阳光洒进五零一室卧室，躺在床上的十六岁赵左右猛然从噩梦中惊醒坐起，浑身冷汗淋漓，大口大口地喘着粗气。卧室门外传来母亲刘美奕的呼喊声。</w:t>
               <w:br/>
@@ -1085,21 +1063,10 @@
             <w:shd w:fill="F7FAFC"/>
           </w:tcPr>
           <w:p>
-            <w:pPr>
-              <w:spacing w:before="40" w:after="40" w:line="341" w:lineRule="auto"/>
-              <w:jc w:val="left"/>
-            </w:pPr>
-            <w:r/>
             <w:r>
-              <w:rPr>
-                <w:rFonts w:ascii="Times New Roman" w:hAnsi="Times New Roman" w:eastAsia="宋体"/>
-                <w:b w:val="0"/>
-                <w:color w:val="191919"/>
-                <w:sz w:val="19"/>
-              </w:rPr>
               <w:t>【出场人物】赵左右、荀未来、戴娟、罗爱文</w:t>
               <w:br/>
-              <w:t>【本场戏剧功能与导演调度任务】早自习前的高一十班教室里，同学们陆续进班。身穿蓝白校服内搭酒红连帽卫衣的赵左右坐在座位上写字；四十一岁的荀未来背着黑色双肩包从后门大摇大摆地走进教室，在第一排坐下后从书包里掏出一本红色封面的《读者》杂志津津有味地翻看。 后排的赵左右合上笔盖站起身，不动声色地走到第一排荀未来的课桌……</w:t>
+              <w:t>【本场戏剧功能与导演调度任务】【中点转折与矛盾升级调度】以「内　长林八中·高一十班教室·主任办公室与学校食堂 — 日」为物理容器，聚焦（赵左右、荀未来、戴娟、罗爱文）的对手戏力场，核心导演任务在于：通过生活化微动作与潜台词交锋外化角色心理位移，衔接前后场因果链条。</w:t>
               <w:br/>
               <w:t>【完整剧情推进与动作细节】早自习前的高一十班教室里，同学们陆续进班。身穿蓝白校服内搭酒红连帽卫衣的赵左右坐在座位上写字；四十一岁的荀未来背着黑色双肩包从后门大摇大摆地走进教室，在第一排坐下后从书包里掏出一本红色封面的《读者》杂志津津有味地翻看。 后排的赵左右合上笔盖站起身，不动声色地走到第一排荀未来的课桌前，居高临下地开口试探。 荀未来眼皮都没抬，翻过一页《读者》杂志，语气淡漠地挡了回去。 赵左右低头看了一眼他手里的《读者》，继续追问。 荀未来合上杂志抬起头，慢条斯理地亮出了自己的新算盘。 赵左右微微挑眉，搬出学校的规定提醒他。 荀未来把手里的《读者》往课桌上重重一拍，从座位上站起身逼近赵左右，理直气壮地要求他让位！ 赵左右毫不退让地迎着他的目光。</w:t>
               <w:br/>
@@ -1152,21 +1119,10 @@
             </w:tcMar>
           </w:tcPr>
           <w:p>
-            <w:pPr>
-              <w:spacing w:before="40" w:after="40" w:line="341" w:lineRule="auto"/>
-              <w:jc w:val="left"/>
-            </w:pPr>
-            <w:r/>
             <w:r>
-              <w:rPr>
-                <w:rFonts w:ascii="Times New Roman" w:hAnsi="Times New Roman" w:eastAsia="宋体"/>
-                <w:b w:val="0"/>
-                <w:color w:val="191919"/>
-                <w:sz w:val="19"/>
-              </w:rPr>
               <w:t>【出场人物】荀未来、罗爱文、荀未来（闪回画外音）、王一漫、赵左右、荀未来（内心独白）</w:t>
               <w:br/>
-              <w:t>【本场戏剧功能与导演调度任务】夜晚，罗爱文家的书房被临时改造成了杂志社秘密编辑部，桌上摆着电脑和打印机，白板上用黑笔写着“《三人行》：1.快 2.准 3.狠｜流量｜电影观后感、对立观点、意见极端”。身穿草绿色半拉链卫衣的荀未来站在白板前，手里拿着策划案，转身朝躺在真皮沙发上的罗爱文豪气一挥手！ 沙发上的罗爱文……</w:t>
+              <w:t>【本场戏剧功能与导演调度任务】【中点转折与矛盾升级调度】以「内/外　罗爱文家书房·学校过街天桥·红砖通道与复印店 — 夜/日」为物理容器，聚焦（荀未来、罗爱文、荀未来（闪回画外音）、王一漫、赵左右、荀未来（内心独白））的对手戏力场，核心导演任务在于：通过生活化微动作与潜台词交锋外化角色心理位移，衔接前后场因果链条。</w:t>
               <w:br/>
               <w:t>【完整剧情推进与动作细节】夜晚，罗爱文家的书房被临时改造成了杂志社秘密编辑部，桌上摆着电脑和打印机，白板上用黑笔写着“《三人行》：1.快 2.准 3.狠｜流量｜电影观后感、对立观点、意见极端”。身穿草绿色半拉链卫衣的荀未来站在白板前，手里拿着策划案，转身朝躺在真皮沙发上的罗爱文豪气一挥手！ 沙发上的罗爱文鲤鱼打挺般一跃而起，拼命鼓掌叫好。 荀未来无奈地瞥了他一眼。 罗爱文憨厚地挠了挠头：“啊？”荀未来拿起白板笔在空中比划着，结合自己在二零三三年浸淫自媒体时代的爆款套路，开启了“快、准、狠”三字诀教学（配合闪回画面）。 荀未来在白板上重重写下一个“快”字。【闪回】荀未来在十班教室走道里收集全班同学寒假写的书单与电影读后感作业本，罗爱文抱着一大摞作文本在走廊里兴奋地蹦跳。 回到书房白板前，荀未来用笔头敲了敲白板上的“准”字。【闪回】八中校门与食堂里，学生们围坐在一起热烈讨论电影电视剧，打印店里荀未来与罗爱文在电脑前将三篇观点截然相反的读后感拼排在同一版面上。 罗爱文听得连连点头：“哦！”荀未来眼中闪烁着流量操盘手的野心光芒，用白板笔重重点在“狠”字上。【闪回】深夜台灯下，电脑Word文档上排版着《宝玉之“爱”：深情、滥情还是“情”之觉醒？》，荀未来将文中温和的措辞直接改成“自私巨婴，中央空调式滥情！！！”并加上一连串感叹号，两人录完稿件后兴奋击掌！ 书房里，罗爱文听得心悦诚服、掌声雷动。荀未来放下白板笔，叹了口气走到沙发扶手旁坐下，抛出了决定杂志销量的终极杀手锏。</w:t>
               <w:br/>
@@ -1221,21 +1177,10 @@
             <w:shd w:fill="F7FAFC"/>
           </w:tcPr>
           <w:p>
-            <w:pPr>
-              <w:spacing w:before="40" w:after="40" w:line="341" w:lineRule="auto"/>
-              <w:jc w:val="left"/>
-            </w:pPr>
-            <w:r/>
             <w:r>
-              <w:rPr>
-                <w:rFonts w:ascii="Times New Roman" w:hAnsi="Times New Roman" w:eastAsia="宋体"/>
-                <w:b w:val="0"/>
-                <w:color w:val="191919"/>
-                <w:sz w:val="19"/>
-              </w:rPr>
               <w:t>【出场人物】戴娟、八中校长、荀未来、徐图图、王一漫、赵左右（内心独白）、罗爱文、心理社社员甲、心理社社员乙、赵左右</w:t>
               <w:br/>
-              <w:t>【本场戏剧功能与导演调度任务】白天的长林八中校长办公室内，沙发茶几上正放着一本《三人行》创刊号。身穿深灰色大衣的教导主任戴娟站在茶几旁，忐忑地向从书架前踱步走回的校长询问。 身穿深色西装的校长指了指茶几上的《三人行》杂志，在沙发上坐下。</w:t>
+              <w:t>【本场戏剧功能与导演调度任务】【中点转折与矛盾升级调度】以「内　八中校长办公室·高一十班教室·洗手间隔间与心理社活动室 — 日」为物理容器，聚焦（戴娟、八中校长、荀未来、徐图图、王一漫、赵左右（内心独白）、罗爱文、心理社社员甲、心理社社员乙、赵左右）的对手戏力场，核心导演任务在于：通过生活化微动作与潜台词交锋外化角色心理位移，衔接前后场因果链条。</w:t>
               <w:br/>
               <w:t>【完整剧情推进与动作细节】白天的长林八中校长办公室内，沙发茶几上正放着一本《三人行》创刊号。身穿深灰色大衣的教导主任戴娟站在茶几旁，忐忑地向从书架前踱步走回的校长询问。 身穿深色西装的校长指了指茶几上的《三人行》杂志，在沙发上坐下。 戴娟心里咯噔一下，连忙低头指着杂志撇清责任，生怕校长怪罪。 校长推了推鼻梁上的眼镜，故意板着脸沉吟了一声“嗯——”，下一秒，脸上突然绽放出无比灿烂自豪的笑容，激动地一拍大腿！戴娟当场愣住。 戴娟松了一口气，连忙在旁边的沙发上坐下拿起杂志翻看。校长好奇地身体前倾询问。 戴娟合上杂志，有些尴尬地如实汇报。 校长收敛笑容，语重心长地向戴娟阐述多元育人的办学理念；而在校长办公室虚掩的门外走廊上，路过的十六岁赵左右恰好停下脚步，侧耳听到了里面的全部对话。 门外的赵左右听完，若有所思地转身离开。</w:t>
               <w:br/>
@@ -1288,21 +1233,10 @@
             </w:tcMar>
           </w:tcPr>
           <w:p>
-            <w:pPr>
-              <w:spacing w:before="40" w:after="40" w:line="341" w:lineRule="auto"/>
-              <w:jc w:val="left"/>
-            </w:pPr>
-            <w:r/>
             <w:r>
-              <w:rPr>
-                <w:rFonts w:ascii="Times New Roman" w:hAnsi="Times New Roman" w:eastAsia="宋体"/>
-                <w:b w:val="0"/>
-                <w:color w:val="191919"/>
-                <w:sz w:val="19"/>
-              </w:rPr>
               <w:t>【出场人物】荀未来、罗爱文、赵左右、赵左右（内心独白）、徐图图、赵左右＆荀未来</w:t>
               <w:br/>
-              <w:t>【本场戏剧功能与导演调度任务】寒风凛冽的校园雪地小树林里，被赶出活动室的十六岁赵左右身穿白色长款羽绒服、围着墨绿色围巾，竟然真的独自一人坐在积雪的大石头上，捧着《梦的解析》专心致志地默读！不远处的教学楼红砖墙转角后，四十一岁的荀未来探出半个脑袋看着这一幕，心疼得直嘬牙花子。 片刻之后，受荀未来指派的罗爱文拎着……</w:t>
+              <w:t>【本场戏剧功能与导演调度任务】【中点转折与矛盾升级调度】以「外/内　校园雪地树林·学校图书馆与夜间有轨电车 — 日/夜」为物理容器，聚焦（荀未来、罗爱文、赵左右、赵左右（内心独白）、徐图图、赵左右＆荀未来）的对手戏力场，核心导演任务在于：通过生活化微动作与潜台词交锋外化角色心理位移，衔接前后场因果链条。</w:t>
               <w:br/>
               <w:t>【完整剧情推进与动作细节】寒风凛冽的校园雪地小树林里，被赶出活动室的十六岁赵左右身穿白色长款羽绒服、围着墨绿色围巾，竟然真的独自一人坐在积雪的大石头上，捧着《梦的解析》专心致志地默读！不远处的教学楼红砖墙转角后，四十一岁的荀未来探出半个脑袋看着这一幕，心疼得直嘬牙花子。 片刻之后，受荀未来指派的罗爱文拎着一只黑色保温壶屁颠屁颠地跑进雪地树林，走到赵左右面前递上一只塑料杯，倒满了热气腾腾的红糖姜茶。 赵左右抬起头，越过罗爱文的肩膀瞥了一眼远处教学楼门内正在探头张望的荀未来，嘴角微不可察地一勾，双手接过热姜茶点头道谢。 罗爱文笑着应了声“没事，那我先回去了啊”，拎着保温壶跑回教学楼门内向荀未来邀功：“荀哥，喝了喝了喝了！”雪地大石头上的赵左右低头轻轻吹了吹热气，抿了一口暖胃的姜茶，眼神愈发笃定。 下午阳光明媚的学校图书馆阅览室内，徐图图坐在长桌旁低头看书，坐在她身旁的赵左右却单手托着腮，望着窗外若有所思地在心里盘算着如何逼荀未来亲口承认身份。 徐图图翻书时察觉到赵左右一直盯着自己发呆，转过头小声询问。 赵左右回过神来，语气神秘地吐出一句话。 徐图图疑惑地眨了眨眼：“科幻？”随即忽然想起什么，合上书本微笑着站起身，快步走向后方的高大书架区。</w:t>
               <w:br/>
@@ -1357,21 +1291,10 @@
             <w:shd w:fill="F7FAFC"/>
           </w:tcPr>
           <w:p>
-            <w:pPr>
-              <w:spacing w:before="40" w:after="40" w:line="341" w:lineRule="auto"/>
-              <w:jc w:val="left"/>
-            </w:pPr>
-            <w:r/>
             <w:r>
-              <w:rPr>
-                <w:rFonts w:ascii="Times New Roman" w:hAnsi="Times New Roman" w:eastAsia="宋体"/>
-                <w:b w:val="0"/>
-                <w:color w:val="191919"/>
-                <w:sz w:val="19"/>
-              </w:rPr>
               <w:t>【出场人物】荀未来、赵了、刘美奕、赵左右、王叔叔（电话音）</w:t>
               <w:br/>
-              <w:t>【本场戏剧功能与导演调度任务】夜晚，在电车上被十六岁自己拿捏得死死的荀未来背着双肩包，垂头丧气地走在罗爱文家小区积雪的步行道上。路灯阴影下，头戴黑色棒球帽、围着灰黑格纹围巾的六十六岁赵了正双手捧着一杯插着吸管的塑料杯热奶茶站在路边。荀未来吓了一跳，抓紧背包带警惕地询问。 赵了美滋滋地吸了一口热奶茶，脸上挂着过……</w:t>
+              <w:t>【本场戏剧功能与导演调度任务】【叙事推进与人物关系博弈调度】以「外/内　罗爱文家小区雪道与501室赵左右家餐厅 — 夜」为物理容器，聚焦（荀未来、赵了、刘美奕、赵左右、王叔叔（电话音））的对手戏力场，核心导演任务在于：推进跨时空底层规则与倒计时危机张力；引爆学业分科抉择、少年良知与同窗义气冲突。</w:t>
               <w:br/>
               <w:t>【完整剧情推进与动作细节】夜晚，在电车上被十六岁自己拿捏得死死的荀未来背着双肩包，垂头丧气地走在罗爱文家小区积雪的步行道上。路灯阴影下，头戴黑色棒球帽、围着灰黑格纹围巾的六十六岁赵了正双手捧着一杯插着吸管的塑料杯热奶茶站在路边。荀未来吓了一跳，抓紧背包带警惕地询问。 赵了美滋滋地吸了一口热奶茶，脸上挂着过来人的戏谑笑容。 荀未来傲娇地冷哼一声，仰头翻了个白眼。 赵了收起脸上的笑意，神色变得严峻起来，压低声音向荀未来通报监听警报。 荀未来想起刚才在电车上被“四十岁戒糖”和“转理科”拿捏的憋屈经过，表情凝重地点了点头。 赵了上前一步，眼神极具压迫感地盯着荀未来，重申了第九集提过的二零五八年宏观监测铁律！ 荀未来眉头紧锁，苦着脸倾诉自己现在的被动处境。 六十六岁的赵了看着为十六岁自己牵肠挂肚的四十一岁自己，眼神变得深沉而温柔，微笑着引用了一句经典老歌歌词点拨他，随后吹着轻快的口哨，端着奶茶转身潇洒离去。荀未来怔在原地，细细品味着那句话。</w:t>
               <w:br/>
@@ -1424,21 +1347,10 @@
             </w:tcMar>
           </w:tcPr>
           <w:p>
-            <w:pPr>
-              <w:spacing w:before="40" w:after="40" w:line="341" w:lineRule="auto"/>
-              <w:jc w:val="left"/>
-            </w:pPr>
-            <w:r/>
             <w:r>
-              <w:rPr>
-                <w:rFonts w:ascii="Times New Roman" w:hAnsi="Times New Roman" w:eastAsia="宋体"/>
-                <w:b w:val="0"/>
-                <w:color w:val="191919"/>
-                <w:sz w:val="19"/>
-              </w:rPr>
               <w:t>【出场人物】赵左右、王一漫、赵左右（画外音）、徐图图、刘美奕</w:t>
               <w:br/>
-              <w:t>【本场戏剧功能与导演调度任务】次日清晨的高一十班早读课上，全班同学手捧语文课本齐声朗诵韩愈的《师说》：“人非生而知之者，孰能无惑？惑而不从师，其为惑也，终不解矣……”第一排的荀未来捧着课本，听着“生乎吾前，其闻道也固先乎吾；生乎吾后，其闻道也亦先乎吾”，忍不住闭目仰头感慨；而后排的赵左右一边读着课文，一边担忧……</w:t>
+              <w:t>【本场戏剧功能与导演调度任务】【片尾断章/高潮尾钩（Cliffhanger）调度】以「内/外　高一十班早读·市医院病房与长林电影院 — 日/夜」为物理容器，聚焦（赵左右、王一漫、赵左右（画外音）、徐图图、刘美奕）的对手戏力场，核心导演任务在于：通过味觉记忆与信物流转编织跨时空纯爱与双生女性救赎；利用跨时空媒介错位与同源生理本能推进身份掉马与主体性宣战。</w:t>
               <w:br/>
               <w:t>【完整剧情推进与动作细节】次日清晨的高一十班早读课上，全班同学手捧语文课本齐声朗诵韩愈的《师说》：“人非生而知之者，孰能无惑？惑而不从师，其为惑也，终不解矣……”第一排的荀未来捧着课本，听着“生乎吾前，其闻道也固先乎吾；生乎吾后，其闻道也亦先乎吾”，忍不住闭目仰头感慨；而后排的赵左右一边读着课文，一边担忧地转头望向斜前方王一漫身旁空荡荡的座位——徐图图今天竟然没来上学！ 早读下课铃一响，赵左右立刻快步追出教室，在走廊里叫住了前方的王一漫。 王一漫停下脚步转过身，眼神闪烁地犹豫了两秒，还是轻声告诉了他实情。赵左右闻言脸色一变，满眼焦急。 夜晚的长林市医院住院部走廊里，头戴深色棒球帽、身穿米白色长款羽绒服的六十六岁赵了手里拎着一只双层不锈钢保温桶，正站在病房门外，透过门上的玻璃探视窗满眼慈爱与心疼地望着病床上熟睡的十六岁徐图图。 就在这时，走廊尽头的护士站传来了十六岁赵左右焦急的询问声！ 值班护士抬手一指：“前面那里。”赵左右礼貌道谢后提着外卖袋小跑过来。病房门外的赵了听到声音，立刻警觉地压低帽檐转过身，拎着保温桶贴着走廊另一侧墙根快步离开，在与十六岁的自己擦肩而过后，停步回头欣慰地目送少年推门走进病房。 病房内，身穿蓝白条纹病号服、右手手背上贴着输液留置针的十六岁徐图图靠在床头睁开眼，一看到赵左右进来，连忙撑着床垫想要坐起身。赵左右急步上前，伸手示意她躺好。 赵左右笑嘻嘻地举起手里透明塑料袋装着的砂锅麻辣烫展示，拉过床头柜前的小圆凳坐下，麻利地拆开外卖袋与一次性竹筷。</w:t>
               <w:br/>
@@ -1493,21 +1405,10 @@
             <w:shd w:fill="F7FAFC"/>
           </w:tcPr>
           <w:p>
-            <w:pPr>
-              <w:spacing w:before="40" w:after="40" w:line="341" w:lineRule="auto"/>
-              <w:jc w:val="left"/>
-            </w:pPr>
-            <w:r/>
             <w:r>
-              <w:rPr>
-                <w:rFonts w:ascii="Times New Roman" w:hAnsi="Times New Roman" w:eastAsia="宋体"/>
-                <w:b w:val="0"/>
-                <w:color w:val="191919"/>
-                <w:sz w:val="19"/>
-              </w:rPr>
               <w:t>【出场人物】赵左右、荀未来</w:t>
               <w:br/>
-              <w:t>【本场戏剧功能与导演调度任务】白天的长林八中“行仁楼”教学楼走廊内，四十一岁的荀未来正一边哼着小曲一边比划着杂志排版手势迎面走来。身穿黑色连帽运动开衫的十六岁赵左右走上前，主动叫住了他。 荀未来停下脚步，条件反射般警惕地看着他。</w:t>
+              <w:t>【本场戏剧功能与导演调度任务】【片尾断章/高潮尾钩（Cliffhanger）调度】以「内　长林八中·行仁楼教学楼走廊（正面摊牌） — 日」为物理容器，聚焦（赵左右、荀未来）的对手戏力场，核心导演任务在于：通过生活化微动作与潜台词交锋外化角色心理位移，衔接前后场因果链条。</w:t>
               <w:br/>
               <w:t>【完整剧情推进与动作细节】白天的长林八中“行仁楼”教学楼走廊内，四十一岁的荀未来正一边哼着小曲一边比划着杂志排版手势迎面走来。身穿黑色连帽运动开衫的十六岁赵左右走上前，主动叫住了他。 荀未来停下脚步，条件反射般警惕地看着他。 出乎荀未来的意料，十六岁的赵左右非但没有再要挟他，反而温和地笑了笑，主动提出把活动室归还给杂志社！ 荀未来愣住了，难以置信地眨了眨眼。 赵左右摇了摇头，平静而坦诚地向四十一岁的自己剖析了这几天的心路历程。 荀未来眼睛一亮，激动地往前凑了半步追问。 赵左右认真地摇了摇头。 荀未来连忙趁热打铁，热情地拍了拍他的肩膀发出邀请。</w:t>
               <w:br/>

--- a/01_《三人行》全24集全流程标杆成品库/03_剧作结构、悬念节奏与视听解码/EP13_《三人行》第十三集《我与我的宣战》剧作结构、悬念节奏与视听解码.docx
+++ b/01_《三人行》全24集全流程标杆成品库/03_剧作结构、悬念节奏与视听解码/EP13_《三人行》第十三集《我与我的宣战》剧作结构、悬念节奏与视听解码.docx
@@ -262,8 +262,6 @@
             </w:pPr>
             <w:r>
               <w:t>荀未来红笔手书日历纸与走廊“10秒回头”测试</w:t>
-              <w:br/>
-              <w:t>（13-3／13-10场）</w:t>
             </w:r>
           </w:p>
         </w:tc>
@@ -310,8 +308,6 @@
             </w:pPr>
             <w:r>
               <w:t>校园杂志《三人行（NO.001）》创刊号</w:t>
-              <w:br/>
-              <w:t>（13-5至13-8场）</w:t>
             </w:r>
           </w:p>
         </w:tc>
@@ -385,7 +381,7 @@
           <w:color w:val="141414"/>
           <w:sz w:val="21"/>
         </w:rPr>
-        <w:t>• 起承转合五幕戏剧节拍与冷开场/强尾钩排布（B账）：• 冷开场（13-1至13-3）：搬离漫画屋的荀未来坐末班车到岁月潭百乐超市想买卡奇滋巧克力棒回2033，偶遇罗爱文住进罗家豪宅；501卫生间小赵做噩梦被镜中荀未来勒脖惊醒； • 第一幕（13-4至13-5）：荀未来在罗家书房制定“快准狠”策略创立《三人行》杂志社、请王一漫拍001期封面并挖走心理社5名社员；小赵展开第一、二重试探（食堂逼吃菠萝被酸得五官扭曲、红砖通道假称转理科）； • 第二幕（13-6至13-7前半）：《三人行》创刊号获八中校长盛赞；小赵展开第三、四重试探（雪地坐大石头挨冻看书引荀哥心疼派罗爱文送热姜茶、图书馆徐图图碰落厚书两人同毫秒冲入齐喊“图图——！”）； • 第三幕（13-7后半至13-8）：夜间电车上小赵用催眠话术套出半梦半醒的荀未来承认“四十岁之后就戒甜食了”；雪道上66岁赵了捧热奶茶提醒荀未来已露马脚；501室北京出差归来的刘美奕翻看《三人行》追忆大学胶片电影女主遗憾； • 第四幕（13-9）：高一十班早读齐诵《师说》；小赵得知徐图图做小手术住院，买多加藕片的清汤麻辣烫去病房探望，并带母亲去影院重看《长江7号》暗下决心帮母亲圆电影梦； • 第五幕尾钩（13-10）：行仁楼教学楼走廊上，16岁赵左右主动把活动室让给《三人行》杂志社并答应去打下手，在荀未来转身走开时对着他背影大喊一声“赵左右——！”，荀未来本能停顿震颤后强装镇定回头，完成主体性宣战！</w:t>
+        <w:t>• 起承转合五幕戏剧节拍与冷开场/强尾钩排布（B账）：• 冷开场：搬离漫画屋的荀未来坐末班车到岁月潭百乐超市想买卡奇滋巧克力棒回2033，偶遇罗爱文住进罗家豪宅；501卫生间小赵做噩梦被镜中荀未来勒脖惊醒； • 第一幕：荀未来在罗家书房制定“快准狠”策略创立《三人行》杂志社、请王一漫拍001期封面并挖走心理社5名社员；小赵展开第一、二重试探（食堂逼吃菠萝被酸得五官扭曲、红砖通道假称转理科）； • 第二幕（13-6至13-7前半）：《三人行》创刊号获八中校长盛赞；小赵展开第三、四重试探（雪地坐大石头挨冻看书引荀哥心疼派罗爱文送热姜茶、图书馆徐图图碰落厚书两人同毫秒冲入齐喊“图图——！”）； • 第三幕（13-7后半至13-8）：夜间电车上小赵用催眠话术套出半梦半醒的荀未来承认“四十岁之后就戒甜食了”；雪道上66岁赵了捧热奶茶提醒荀未来已露马脚；501室北京出差归来的刘美奕翻看《三人行》追忆大学胶片电影女主遗憾； • 第四幕：高一十班早读齐诵《师说》；小赵得知徐图图做小手术住院，买多加藕片的清汤麻辣烫去病房探望，并带母亲去影院重看《长江7号》暗下决心帮母亲圆电影梦； • 第五幕尾钩：行仁楼教学楼走廊上，16岁赵左右主动把活动室让给《三人行》杂志社并答应去打下手，在荀未来转身走开时对着他背影大喊一声“赵左右——！”，荀未来本能停顿震颤后强装镇定回头，完成主体性宣战！</w:t>
       </w:r>
     </w:p>
     <w:tbl>
@@ -715,17 +711,17 @@
                 <w:color w:val="191919"/>
                 <w:sz w:val="19"/>
               </w:rPr>
-              <w:t>• 冷开场（13-1至13-3）：搬离漫画屋的荀未来坐末班车到岁月潭百乐超市想买卡奇滋巧克力棒回2033，偶遇罗爱文住进罗家豪宅；501卫生间小赵做噩梦被镜中荀未来勒脖惊醒；</w:t>
+              <w:t>• 冷开场：搬离漫画屋的荀未来坐末班车到岁月潭百乐超市想买卡奇滋巧克力棒回2033，偶遇罗爱文住进罗家豪宅；501卫生间小赵做噩梦被镜中荀未来勒脖惊醒；</w:t>
               <w:br/>
-              <w:t>• 第一幕（13-4至13-5）：荀未来在罗家书房制定“快准狠”策略创立《三人行》杂志社、请王一漫拍001期封面并挖走心理社5名社员；小赵展开第一、二重试探（食堂逼吃菠萝被酸得五官扭曲、红砖通道假称转理科）；</w:t>
+              <w:t>• 第一幕：荀未来在罗家书房制定“快准狠”策略创立《三人行》杂志社、请王一漫拍001期封面并挖走心理社5名社员；小赵展开第一、二重试探（食堂逼吃菠萝被酸得五官扭曲、红砖通道假称转理科）；</w:t>
               <w:br/>
               <w:t>• 第二幕（13-6至13-7前半）：《三人行》创刊号获八中校长盛赞；小赵展开第三、四重试探（雪地坐大石头挨冻看书引荀哥心疼派罗爱文送热姜茶、图书馆徐图图碰落厚书两人同毫秒冲入齐喊“图图——！”）；</w:t>
               <w:br/>
               <w:t>• 第三幕（13-7后半至13-8）：夜间电车上小赵用催眠话术套出半梦半醒的荀未来承认“四十岁之后就戒甜食了”；雪道上66岁赵了捧热奶茶提醒荀未来已露马脚；501室北京出差归来的刘美奕翻看《三人行》追忆大学胶片电影女主遗憾；</w:t>
               <w:br/>
-              <w:t>• 第四幕（13-9）：高一十班早读齐诵《师说》；小赵得知徐图图做小手术住院，买多加藕片的清汤麻辣烫去病房探望，并带母亲去影院重看《长江7号》暗下决心帮母亲圆电影梦；</w:t>
+              <w:t>• 第四幕：高一十班早读齐诵《师说》；小赵得知徐图图做小手术住院，买多加藕片的清汤麻辣烫去病房探望，并带母亲去影院重看《长江7号》暗下决心帮母亲圆电影梦；</w:t>
               <w:br/>
-              <w:t>• 第五幕尾钩（13-10）：行仁楼教学楼走廊上，16岁赵左右主动把活动室让给《三人行》杂志社并答应去打下手，在荀未来转身走开时对着他背影大喊一声“赵左右——！”，荀未来本能停顿震颤后强装镇定回头，完成主体性宣战！</w:t>
+              <w:t>• 第五幕尾钩：行仁楼教学楼走廊上，16岁赵左右主动把活动室让给《三人行》杂志社并答应去打下手，在荀未来转身走开时对着他背影大喊一声“赵左右——！”，荀未来本能停顿震颤后强装镇定回头，完成主体性宣战！</w:t>
             </w:r>
           </w:p>
         </w:tc>

--- a/01_《三人行》全24集全流程标杆成品库/03_剧作结构、悬念节奏与视听解码/EP13_《三人行》第十三集《我与我的宣战》剧作结构、悬念节奏与视听解码.docx
+++ b/01_《三人行》全24集全流程标杆成品库/03_剧作结构、悬念节奏与视听解码/EP13_《三人行》第十三集《我与我的宣战》剧作结构、悬念节奏与视听解码.docx
@@ -461,9 +461,7 @@
         </w:tc>
       </w:tr>
       <w:tr>
-        <w:trPr>
-          <w:cantSplit/>
-        </w:trPr>
+        <w:trPr/>
         <w:tc>
           <w:tcPr>
             <w:tcW w:type="dxa" w:w="2808"/>
@@ -524,9 +522,7 @@
         </w:tc>
       </w:tr>
       <w:tr>
-        <w:trPr>
-          <w:cantSplit/>
-        </w:trPr>
+        <w:trPr/>
         <w:tc>
           <w:tcPr>
             <w:tcW w:type="dxa" w:w="2808"/>
@@ -589,9 +585,7 @@
         </w:tc>
       </w:tr>
       <w:tr>
-        <w:trPr>
-          <w:cantSplit/>
-        </w:trPr>
+        <w:trPr/>
         <w:tc>
           <w:tcPr>
             <w:tcW w:type="dxa" w:w="2808"/>
@@ -652,9 +646,7 @@
         </w:tc>
       </w:tr>
       <w:tr>
-        <w:trPr>
-          <w:cantSplit/>
-        </w:trPr>
+        <w:trPr/>
         <w:tc>
           <w:tcPr>
             <w:tcW w:type="dxa" w:w="2808"/>
@@ -835,9 +827,7 @@
         </w:tc>
       </w:tr>
       <w:tr>
-        <w:trPr>
-          <w:cantSplit/>
-        </w:trPr>
+        <w:trPr/>
         <w:tc>
           <w:tcPr>
             <w:tcW w:type="dxa" w:w="2880"/>
@@ -891,9 +881,7 @@
         </w:tc>
       </w:tr>
       <w:tr>
-        <w:trPr>
-          <w:cantSplit/>
-        </w:trPr>
+        <w:trPr/>
         <w:tc>
           <w:tcPr>
             <w:tcW w:type="dxa" w:w="2880"/>
@@ -958,9 +946,7 @@
         </w:tc>
       </w:tr>
       <w:tr>
-        <w:trPr>
-          <w:cantSplit/>
-        </w:trPr>
+        <w:trPr/>
         <w:tc>
           <w:tcPr>
             <w:tcW w:type="dxa" w:w="2880"/>
@@ -1014,9 +1000,7 @@
         </w:tc>
       </w:tr>
       <w:tr>
-        <w:trPr>
-          <w:cantSplit/>
-        </w:trPr>
+        <w:trPr/>
         <w:tc>
           <w:tcPr>
             <w:tcW w:type="dxa" w:w="2880"/>
@@ -1072,9 +1056,7 @@
         </w:tc>
       </w:tr>
       <w:tr>
-        <w:trPr>
-          <w:cantSplit/>
-        </w:trPr>
+        <w:trPr/>
         <w:tc>
           <w:tcPr>
             <w:tcW w:type="dxa" w:w="2880"/>
@@ -1128,9 +1110,7 @@
         </w:tc>
       </w:tr>
       <w:tr>
-        <w:trPr>
-          <w:cantSplit/>
-        </w:trPr>
+        <w:trPr/>
         <w:tc>
           <w:tcPr>
             <w:tcW w:type="dxa" w:w="2880"/>
@@ -1186,9 +1166,7 @@
         </w:tc>
       </w:tr>
       <w:tr>
-        <w:trPr>
-          <w:cantSplit/>
-        </w:trPr>
+        <w:trPr/>
         <w:tc>
           <w:tcPr>
             <w:tcW w:type="dxa" w:w="2880"/>
@@ -1242,9 +1220,7 @@
         </w:tc>
       </w:tr>
       <w:tr>
-        <w:trPr>
-          <w:cantSplit/>
-        </w:trPr>
+        <w:trPr/>
         <w:tc>
           <w:tcPr>
             <w:tcW w:type="dxa" w:w="2880"/>
@@ -1300,9 +1276,7 @@
         </w:tc>
       </w:tr>
       <w:tr>
-        <w:trPr>
-          <w:cantSplit/>
-        </w:trPr>
+        <w:trPr/>
         <w:tc>
           <w:tcPr>
             <w:tcW w:type="dxa" w:w="2880"/>
@@ -1356,9 +1330,7 @@
         </w:tc>
       </w:tr>
       <w:tr>
-        <w:trPr>
-          <w:cantSplit/>
-        </w:trPr>
+        <w:trPr/>
         <w:tc>
           <w:tcPr>
             <w:tcW w:type="dxa" w:w="2880"/>
@@ -1442,7 +1414,7 @@
           <w:color w:val="141414"/>
           <w:sz w:val="21"/>
         </w:rPr>
-        <w:t>在本集后半段（第13-8/9/10场），通过一本《三人行》杂志，引出了母亲刘美奕深埋心底的青春遗憾——大学时曾给富家同学的胶片摄影机演戏，毕业后面试选上了电影女主角，却因为怀上了赵左右而放弃梦想，守在长林电影院里当经理（“只要我还在电影院工作，我就觉得离青春还没有太远”）。16岁的赵左右用《梦的解析》温柔开导母亲“人的欲望是需要出口的”，并强行拉着母亲去影院5号厅重看《长江七号》，在散场时说出：“妈，以后我要是可以在大银幕上看到你就好了。” 而在片尾走廊里，赵左右更向荀未来坦言：“我最近才意识到，其实我真正喜欢的，好像也不是心理学，而是别的东西。”——这句台词为接下来赵左右立志帮母亲拍一部真正的电影、以及未来走向影视/导演创作道路埋下了至关重要的草蛇灰线！</w:t>
+        <w:t>在本集后半段，通过一本《三人行》杂志，引出了母亲刘美奕深埋心底的青春遗憾——大学时曾给富家同学的胶片摄影机演戏，毕业后面试选上了电影女主角，却因为怀上了赵左右而放弃梦想，守在长林电影院里当经理（“只要我还在电影院工作，我就觉得离青春还没有太远”）。16岁的赵左右用《梦的解析》温柔开导母亲“人的欲望是需要出口的”，并强行拉着母亲去影院5号厅重看《长江七号》，在散场时说出：“妈，以后我要是可以在大银幕上看到你就好了。” 而在片尾走廊里，赵左右更向荀未来坦言：“我最近才意识到，其实我真正喜欢的，好像也不是心理学，而是别的东西。”——这句台词为接下来赵左右立志帮母亲拍一部真正的电影、以及未来走向影视/导演创作道路埋下了至关重要的草蛇灰线！</w:t>
       </w:r>
     </w:p>
     <w:tbl>
@@ -1522,9 +1494,7 @@
         </w:tc>
       </w:tr>
       <w:tr>
-        <w:trPr>
-          <w:cantSplit/>
-        </w:trPr>
+        <w:trPr/>
         <w:tc>
           <w:tcPr>
             <w:tcW w:type="dxa" w:w="2880"/>
@@ -1593,9 +1563,7 @@
         </w:tc>
       </w:tr>
       <w:tr>
-        <w:trPr>
-          <w:cantSplit/>
-        </w:trPr>
+        <w:trPr/>
         <w:tc>
           <w:tcPr>
             <w:tcW w:type="dxa" w:w="2880"/>
@@ -1662,9 +1630,7 @@
         </w:tc>
       </w:tr>
       <w:tr>
-        <w:trPr>
-          <w:cantSplit/>
-        </w:trPr>
+        <w:trPr/>
         <w:tc>
           <w:tcPr>
             <w:tcW w:type="dxa" w:w="2880"/>
@@ -1733,9 +1699,7 @@
         </w:tc>
       </w:tr>
       <w:tr>
-        <w:trPr>
-          <w:cantSplit/>
-        </w:trPr>
+        <w:trPr/>
         <w:tc>
           <w:tcPr>
             <w:tcW w:type="dxa" w:w="2880"/>
@@ -1806,9 +1770,7 @@
         </w:tc>
       </w:tr>
       <w:tr>
-        <w:trPr>
-          <w:cantSplit/>
-        </w:trPr>
+        <w:trPr/>
         <w:tc>
           <w:tcPr>
             <w:tcW w:type="dxa" w:w="2880"/>
@@ -1877,9 +1839,7 @@
         </w:tc>
       </w:tr>
       <w:tr>
-        <w:trPr>
-          <w:cantSplit/>
-        </w:trPr>
+        <w:trPr/>
         <w:tc>
           <w:tcPr>
             <w:tcW w:type="dxa" w:w="2880"/>
@@ -1950,9 +1910,7 @@
         </w:tc>
       </w:tr>
       <w:tr>
-        <w:trPr>
-          <w:cantSplit/>
-        </w:trPr>
+        <w:trPr/>
         <w:tc>
           <w:tcPr>
             <w:tcW w:type="dxa" w:w="2880"/>
@@ -2021,9 +1979,7 @@
         </w:tc>
       </w:tr>
       <w:tr>
-        <w:trPr>
-          <w:cantSplit/>
-        </w:trPr>
+        <w:trPr/>
         <w:tc>
           <w:tcPr>
             <w:tcW w:type="dxa" w:w="2880"/>
@@ -2094,9 +2050,7 @@
         </w:tc>
       </w:tr>
       <w:tr>
-        <w:trPr>
-          <w:cantSplit/>
-        </w:trPr>
+        <w:trPr/>
         <w:tc>
           <w:tcPr>
             <w:tcW w:type="dxa" w:w="2880"/>
@@ -2165,9 +2119,7 @@
         </w:tc>
       </w:tr>
       <w:tr>
-        <w:trPr>
-          <w:cantSplit/>
-        </w:trPr>
+        <w:trPr/>
         <w:tc>
           <w:tcPr>
             <w:tcW w:type="dxa" w:w="2880"/>
@@ -2346,9 +2298,7 @@
         </w:tc>
       </w:tr>
       <w:tr>
-        <w:trPr>
-          <w:cantSplit/>
-        </w:trPr>
+        <w:trPr/>
         <w:tc>
           <w:tcPr>
             <w:tcW w:type="dxa" w:w="2808"/>
@@ -2409,9 +2359,7 @@
         </w:tc>
       </w:tr>
       <w:tr>
-        <w:trPr>
-          <w:cantSplit/>
-        </w:trPr>
+        <w:trPr/>
         <w:tc>
           <w:tcPr>
             <w:tcW w:type="dxa" w:w="2808"/>
@@ -2474,9 +2422,7 @@
         </w:tc>
       </w:tr>
       <w:tr>
-        <w:trPr>
-          <w:cantSplit/>
-        </w:trPr>
+        <w:trPr/>
         <w:tc>
           <w:tcPr>
             <w:tcW w:type="dxa" w:w="2808"/>
@@ -2537,9 +2483,7 @@
         </w:tc>
       </w:tr>
       <w:tr>
-        <w:trPr>
-          <w:cantSplit/>
-        </w:trPr>
+        <w:trPr/>
         <w:tc>
           <w:tcPr>
             <w:tcW w:type="dxa" w:w="2808"/>
@@ -2602,9 +2546,7 @@
         </w:tc>
       </w:tr>
       <w:tr>
-        <w:trPr>
-          <w:cantSplit/>
-        </w:trPr>
+        <w:trPr/>
         <w:tc>
           <w:tcPr>
             <w:tcW w:type="dxa" w:w="2808"/>
